--- a/docs/藝祥機械設計家 DraftSight 版安裝流程.docx
+++ b/docs/藝祥機械設計家 DraftSight 版安裝流程.docx
@@ -70,175 +70,7 @@
         <w:rPr>
           <w:rFonts w:hint="eastAsia"/>
         </w:rPr>
-        <w:t>移除與</w:t>
-      </w:r>
-      <w:r>
-        <w:rPr>
-          <w:rFonts w:hint="eastAsia"/>
-        </w:rPr>
-        <w:t xml:space="preserve"> CPII</w:t>
-      </w:r>
-      <w:r>
-        <w:t xml:space="preserve"> </w:t>
-      </w:r>
-      <w:r>
-        <w:rPr>
-          <w:rFonts w:hint="eastAsia"/>
-        </w:rPr>
-        <w:t>資料庫的連結，建立資訊點的資訊</w:t>
-      </w:r>
-      <w:r>
-        <w:rPr>
-          <w:rFonts w:hint="eastAsia"/>
-        </w:rPr>
-        <w:t>改</w:t>
-      </w:r>
-      <w:r>
-        <w:rPr>
-          <w:rFonts w:hint="eastAsia"/>
-        </w:rPr>
-        <w:t>由</w:t>
-      </w:r>
-      <w:r>
-        <w:rPr>
-          <w:rFonts w:hint="eastAsia"/>
-        </w:rPr>
-        <w:t xml:space="preserve"> </w:t>
-      </w:r>
-      <w:r>
-        <w:t>C:\DESIG</w:t>
-      </w:r>
-      <w:r>
-        <w:rPr>
-          <w:rFonts w:hint="eastAsia"/>
-        </w:rPr>
-        <w:t>NER</w:t>
-      </w:r>
-      <w:r>
-        <w:t>6</w:t>
-      </w:r>
-      <w:r>
-        <w:rPr>
-          <w:rFonts w:hint="eastAsia"/>
-        </w:rPr>
-        <w:t>_DS</w:t>
-      </w:r>
-      <w:r>
-        <w:t xml:space="preserve"> </w:t>
-      </w:r>
-      <w:r>
-        <w:rPr>
-          <w:rFonts w:hint="eastAsia"/>
-        </w:rPr>
-        <w:t>目錄下的</w:t>
-      </w:r>
-      <w:r>
-        <w:rPr>
-          <w:rFonts w:hint="eastAsia"/>
-        </w:rPr>
-        <w:t xml:space="preserve"> </w:t>
-      </w:r>
-      <w:r>
-        <w:t>partdata.txt</w:t>
-      </w:r>
-      <w:r>
-        <w:t xml:space="preserve"> </w:t>
-      </w:r>
-      <w:r>
-        <w:rPr>
-          <w:rFonts w:hint="eastAsia"/>
-        </w:rPr>
-        <w:t>檔案取得</w:t>
-      </w:r>
-      <w:r>
-        <w:rPr>
-          <w:rFonts w:hint="eastAsia"/>
-        </w:rPr>
-        <w:t>(</w:t>
-      </w:r>
-      <w:r>
-        <w:rPr>
-          <w:rFonts w:hint="eastAsia"/>
-        </w:rPr>
-        <w:t>在</w:t>
-      </w:r>
-      <w:r>
-        <w:rPr>
-          <w:rFonts w:hint="eastAsia"/>
-        </w:rPr>
-        <w:t xml:space="preserve"> CPII</w:t>
-      </w:r>
-      <w:r>
-        <w:rPr>
-          <w:rFonts w:hint="eastAsia"/>
-        </w:rPr>
-        <w:t>內</w:t>
-      </w:r>
-      <w:r>
-        <w:rPr>
-          <w:rFonts w:hint="eastAsia"/>
-        </w:rPr>
-        <w:t>建立</w:t>
-      </w:r>
-      <w:r>
-        <w:rPr>
-          <w:rFonts w:hint="eastAsia"/>
-        </w:rPr>
-        <w:t>的</w:t>
-      </w:r>
-      <w:r>
-        <w:rPr>
-          <w:rFonts w:hint="eastAsia"/>
-        </w:rPr>
-        <w:t>所有料號</w:t>
-      </w:r>
-      <w:r>
-        <w:rPr>
-          <w:rFonts w:hint="eastAsia"/>
-        </w:rPr>
-        <w:t>)</w:t>
-      </w:r>
-      <w:r>
-        <w:rPr>
-          <w:rFonts w:hint="eastAsia"/>
-        </w:rPr>
-        <w:t>，</w:t>
-      </w:r>
-      <w:r>
-        <w:rPr>
-          <w:rFonts w:hint="eastAsia"/>
-        </w:rPr>
-        <w:t>CPII</w:t>
-      </w:r>
-      <w:r>
-        <w:t xml:space="preserve"> </w:t>
-      </w:r>
-      <w:r>
-        <w:rPr>
-          <w:rFonts w:hint="eastAsia"/>
-        </w:rPr>
-        <w:t>停用後在</w:t>
-      </w:r>
-      <w:r>
-        <w:rPr>
-          <w:rFonts w:hint="eastAsia"/>
-        </w:rPr>
-        <w:t xml:space="preserve"> Workflow</w:t>
-      </w:r>
-      <w:r>
-        <w:t xml:space="preserve"> </w:t>
-      </w:r>
-      <w:r>
-        <w:rPr>
-          <w:rFonts w:hint="eastAsia"/>
-        </w:rPr>
-        <w:t>ERP</w:t>
-      </w:r>
-      <w:r>
-        <w:rPr>
-          <w:rFonts w:hint="eastAsia"/>
-        </w:rPr>
-        <w:t>新建的料號不在這個檔案內，故暫時無法建立資訊點。</w:t>
+        <w:t xml:space="preserve">適用版本：DraftSight 2025。本版針對 DraftSight 2025 移植與測試，安裝前請先完成 DraftSight 的安裝與授權。</w:t>
       </w:r>
     </w:p>
     <w:p>
@@ -254,7 +86,13 @@
         <w:rPr>
           <w:rFonts w:hint="eastAsia"/>
         </w:rPr>
-        <w:t>DraftSight</w:t>
+        <w:t>移除與</w:t>
+      </w:r>
+      <w:r>
+        <w:rPr>
+          <w:rFonts w:hint="eastAsia"/>
+        </w:rPr>
+        <w:t xml:space="preserve"> CPII</w:t>
       </w:r>
       <w:r>
         <w:t xml:space="preserve"> </w:t>
@@ -263,34 +101,160 @@
         <w:rPr>
           <w:rFonts w:hint="eastAsia"/>
         </w:rPr>
-        <w:t>內的下</w:t>
-      </w:r>
-      <w:r>
-        <w:rPr>
-          <w:rFonts w:hint="eastAsia"/>
-        </w:rPr>
-        <w:t>拉</w:t>
-      </w:r>
-      <w:r>
-        <w:rPr>
-          <w:rFonts w:hint="eastAsia"/>
-        </w:rPr>
-        <w:t>式選單與功能表也移除與</w:t>
-      </w:r>
-      <w:r>
-        <w:rPr>
-          <w:rFonts w:hint="eastAsia"/>
-        </w:rPr>
-        <w:t xml:space="preserve"> PDM</w:t>
-      </w:r>
-      <w:r>
+        <w:t>資料庫的連結，建立資訊點的資訊</w:t>
+      </w:r>
+      <w:r>
+        <w:rPr>
+          <w:rFonts w:hint="eastAsia"/>
+        </w:rPr>
+        <w:t>改</w:t>
+      </w:r>
+      <w:r>
+        <w:rPr>
+          <w:rFonts w:hint="eastAsia"/>
+        </w:rPr>
+        <w:t>由</w:t>
+      </w:r>
+      <w:r>
+        <w:rPr>
+          <w:rFonts w:hint="eastAsia"/>
+        </w:rPr>
         <w:t xml:space="preserve"> </w:t>
       </w:r>
       <w:r>
-        <w:rPr>
-          <w:rFonts w:hint="eastAsia"/>
-        </w:rPr>
-        <w:t>相關的功能以及無法使用的功能。</w:t>
+        <w:t>C:\DESIG</w:t>
+      </w:r>
+      <w:r>
+        <w:rPr>
+          <w:rFonts w:hint="eastAsia"/>
+        </w:rPr>
+        <w:t>NER</w:t>
+      </w:r>
+      <w:r>
+        <w:t>6</w:t>
+      </w:r>
+      <w:r>
+        <w:rPr>
+          <w:rFonts w:hint="eastAsia"/>
+        </w:rPr>
+        <w:t>_DS</w:t>
+      </w:r>
+      <w:r>
+        <w:t xml:space="preserve"> </w:t>
+      </w:r>
+      <w:r>
+        <w:rPr>
+          <w:rFonts w:hint="eastAsia"/>
+        </w:rPr>
+        <w:t>目錄下的</w:t>
+      </w:r>
+      <w:r>
+        <w:rPr>
+          <w:rFonts w:hint="eastAsia"/>
+        </w:rPr>
+        <w:t xml:space="preserve"> </w:t>
+      </w:r>
+      <w:r>
+        <w:t>partdata.txt</w:t>
+      </w:r>
+      <w:r>
+        <w:t xml:space="preserve"> </w:t>
+      </w:r>
+      <w:r>
+        <w:rPr>
+          <w:rFonts w:hint="eastAsia"/>
+        </w:rPr>
+        <w:t>檔案取得</w:t>
+      </w:r>
+      <w:r>
+        <w:rPr>
+          <w:rFonts w:hint="eastAsia"/>
+        </w:rPr>
+        <w:t>(</w:t>
+      </w:r>
+      <w:r>
+        <w:rPr>
+          <w:rFonts w:hint="eastAsia"/>
+        </w:rPr>
+        <w:t>在</w:t>
+      </w:r>
+      <w:r>
+        <w:rPr>
+          <w:rFonts w:hint="eastAsia"/>
+        </w:rPr>
+        <w:t xml:space="preserve"> CPII</w:t>
+      </w:r>
+      <w:r>
+        <w:rPr>
+          <w:rFonts w:hint="eastAsia"/>
+        </w:rPr>
+        <w:t>內</w:t>
+      </w:r>
+      <w:r>
+        <w:rPr>
+          <w:rFonts w:hint="eastAsia"/>
+        </w:rPr>
+        <w:t>建立</w:t>
+      </w:r>
+      <w:r>
+        <w:rPr>
+          <w:rFonts w:hint="eastAsia"/>
+        </w:rPr>
+        <w:t>的</w:t>
+      </w:r>
+      <w:r>
+        <w:rPr>
+          <w:rFonts w:hint="eastAsia"/>
+        </w:rPr>
+        <w:t>所有料號</w:t>
+      </w:r>
+      <w:r>
+        <w:rPr>
+          <w:rFonts w:hint="eastAsia"/>
+        </w:rPr>
+        <w:t>)</w:t>
+      </w:r>
+      <w:r>
+        <w:rPr>
+          <w:rFonts w:hint="eastAsia"/>
+        </w:rPr>
+        <w:t>，</w:t>
+      </w:r>
+      <w:r>
+        <w:rPr>
+          <w:rFonts w:hint="eastAsia"/>
+        </w:rPr>
+        <w:t>CPII</w:t>
+      </w:r>
+      <w:r>
+        <w:t xml:space="preserve"> </w:t>
+      </w:r>
+      <w:r>
+        <w:rPr>
+          <w:rFonts w:hint="eastAsia"/>
+        </w:rPr>
+        <w:t>停用後在</w:t>
+      </w:r>
+      <w:r>
+        <w:rPr>
+          <w:rFonts w:hint="eastAsia"/>
+        </w:rPr>
+        <w:t xml:space="preserve"> Workflow</w:t>
+      </w:r>
+      <w:r>
+        <w:t xml:space="preserve"> </w:t>
+      </w:r>
+      <w:r>
+        <w:rPr>
+          <w:rFonts w:hint="eastAsia"/>
+        </w:rPr>
+        <w:t>ERP</w:t>
+      </w:r>
+      <w:r>
+        <w:rPr>
+          <w:rFonts w:hint="eastAsia"/>
+        </w:rPr>
+        <w:t>新建的料號不在這個檔案內，故暫時無法建立資訊點。</w:t>
       </w:r>
     </w:p>
     <w:p>
@@ -306,55 +270,59 @@
         <w:rPr>
           <w:rFonts w:hint="eastAsia"/>
         </w:rPr>
-        <w:t>這個版本主要針對建立資訊點</w:t>
-      </w:r>
-      <w:r>
-        <w:rPr>
-          <w:rFonts w:hint="eastAsia"/>
-        </w:rPr>
-        <w:t>、</w:t>
-      </w:r>
-      <w:r>
-        <w:rPr>
-          <w:rFonts w:hint="eastAsia"/>
-        </w:rPr>
-        <w:t>產生組合圖及零件表的部分</w:t>
-      </w:r>
-      <w:r>
-        <w:rPr>
-          <w:rFonts w:hint="eastAsia"/>
-        </w:rPr>
-        <w:t>，</w:t>
-      </w:r>
-      <w:r>
-        <w:rPr>
-          <w:rFonts w:hint="eastAsia"/>
-        </w:rPr>
-        <w:t>進行完整的功能進行移植，其餘的繪圖功能應該也可以使用</w:t>
-      </w:r>
-      <w:r>
-        <w:rPr>
-          <w:rFonts w:hint="eastAsia"/>
-        </w:rPr>
-        <w:t>(</w:t>
-      </w:r>
-      <w:r>
-        <w:rPr>
-          <w:rFonts w:hint="eastAsia"/>
-        </w:rPr>
-        <w:t>但不保證</w:t>
-      </w:r>
-      <w:r>
-        <w:rPr>
-          <w:rFonts w:hint="eastAsia"/>
-        </w:rPr>
-        <w:t>)</w:t>
-      </w:r>
-      <w:r>
-        <w:rPr>
-          <w:rFonts w:hint="eastAsia"/>
-        </w:rPr>
-        <w:t>，如同仁遇到繪圖工具功能不全，可以反應後，我們再試著修復。</w:t>
+        <w:t>DraftSight</w:t>
+      </w:r>
+      <w:r>
+        <w:t xml:space="preserve"> </w:t>
+      </w:r>
+      <w:r>
+        <w:rPr>
+          <w:rFonts w:hint="eastAsia"/>
+        </w:rPr>
+        <w:t>內的下</w:t>
+      </w:r>
+      <w:r>
+        <w:rPr>
+          <w:rFonts w:hint="eastAsia"/>
+        </w:rPr>
+        <w:t>拉</w:t>
+      </w:r>
+      <w:r>
+        <w:rPr>
+          <w:rFonts w:hint="eastAsia"/>
+        </w:rPr>
+        <w:t>式選單與功能表也移除與</w:t>
+      </w:r>
+      <w:r>
+        <w:rPr>
+          <w:rFonts w:hint="eastAsia"/>
+        </w:rPr>
+        <w:t xml:space="preserve"> PDM</w:t>
+      </w:r>
+      <w:r>
+        <w:t xml:space="preserve"> </w:t>
+      </w:r>
+      <w:r>
+        <w:rPr>
+          <w:rFonts w:hint="eastAsia"/>
+        </w:rPr>
+        <w:t>相關的功能以及無法使用的功能。</w:t>
+      </w:r>
+    </w:p>
+    <w:p>
+      <w:pPr>
+        <w:pStyle w:val="a3"/>
+        <w:numPr>
+          <w:ilvl w:val="0"/>
+          <w:numId w:val="2"/>
+        </w:numPr>
+        <w:ind w:leftChars="0"/>
+      </w:pPr>
+      <w:r>
+        <w:rPr>
+          <w:rFonts w:hint="eastAsia"/>
+        </w:rPr>
+        <w:t xml:space="preserve">這個版本主要針對建立資訊點、產生組合圖及零件表的部分，進行完整的功能移植。選單與 27 條工具列上的 436 項功能已全部在 DraftSight 實測通過，清單見 C:\DESIGNER6_DS 目錄下的「功能對照表.md」。勾選只代表該功能跑得起來且結果正確，未做完整的邊界測試；如同仁遇到功能不全，可以反應後，我們再試著修復。</w:t>
       </w:r>
     </w:p>
     <w:p/>
@@ -387,40 +355,7 @@
         <w:rPr>
           <w:rFonts w:hint="eastAsia"/>
         </w:rPr>
-        <w:t>步驟一：</w:t>
-      </w:r>
-      <w:r>
-        <w:rPr>
-          <w:rFonts w:hint="eastAsia"/>
-        </w:rPr>
-        <w:t>將二個壓縮檔</w:t>
-      </w:r>
-      <w:r>
-        <w:t>DESIGNER6_DS_20260916.zip</w:t>
-      </w:r>
-      <w:r>
-        <w:rPr>
-          <w:rFonts w:hint="eastAsia"/>
-        </w:rPr>
-        <w:t>、</w:t>
-      </w:r>
-      <w:r>
-        <w:t>POWPARTS_DS_20260916.zip</w:t>
-      </w:r>
-      <w:r>
-        <w:rPr>
-          <w:rFonts w:hint="eastAsia"/>
-        </w:rPr>
-        <w:t>解壓至</w:t>
-      </w:r>
-      <w:r>
-        <w:rPr>
-          <w:rFonts w:hint="eastAsia"/>
-        </w:rPr>
-        <w:t xml:space="preserve"> </w:t>
-      </w:r>
-      <w:r>
-        <w:t>C:\</w:t>
+        <w:t xml:space="preserve">步驟一：將二個壓縮檔 DESIGNER6_DS_20260918.zip、POWPARTS_DS_20260918.zip 解壓至 C:\ ，解壓後必須是 C:\DESIGNER6_DS 與 C:\POWPARTS_DS 兩個資料夾。資料夾名稱請勿更改，安裝程式的預設路徑是固定的。</w:t>
       </w:r>
     </w:p>
     <w:p>
@@ -689,37 +624,7 @@
         <w:rPr>
           <w:rFonts w:hint="eastAsia"/>
         </w:rPr>
-        <w:t>輸入機械設計家系統路徑“</w:t>
-      </w:r>
-      <w:r>
-        <w:t xml:space="preserve"> </w:t>
-      </w:r>
-      <w:r>
-        <w:rPr>
-          <w:rFonts w:hint="eastAsia"/>
-        </w:rPr>
-        <w:t>C</w:t>
-      </w:r>
-      <w:r>
-        <w:t xml:space="preserve">:\DESIGNER6_DS “ </w:t>
-      </w:r>
-      <w:r>
-        <w:rPr>
-          <w:rFonts w:hint="eastAsia"/>
-        </w:rPr>
-        <w:t>後按</w:t>
-      </w:r>
-      <w:r>
-        <w:rPr>
-          <w:rFonts w:hint="eastAsia"/>
-        </w:rPr>
-        <w:t xml:space="preserve"> Enter</w:t>
-      </w:r>
-      <w:r>
-        <w:rPr>
-          <w:rFonts w:hint="eastAsia"/>
-        </w:rPr>
-        <w:t>：</w:t>
+        <w:t xml:space="preserve">輸入機械設計家系統路徑 C:\DESIGNER6_DS 後按 Enter（路徑前後不要有空白）：</w:t>
       </w:r>
     </w:p>
     <w:p>
@@ -807,19 +712,7 @@
         <w:rPr>
           <w:rFonts w:hint="eastAsia"/>
         </w:rPr>
-        <w:t>(</w:t>
-      </w:r>
-      <w:r>
-        <w:rPr>
-          <w:rFonts w:hint="eastAsia"/>
-        </w:rPr>
-        <w:t>其餘的不用勾選，因為功能已無法使用</w:t>
-      </w:r>
-      <w:r>
-        <w:rPr>
-          <w:rFonts w:hint="eastAsia"/>
-        </w:rPr>
-        <w:t>)</w:t>
+        <w:t xml:space="preserve">（對話框只有「機械設計家」與「POWERPARTS 機械元件系統」兩項，前者為必選。POWERISO、POWER MANAGER、PowerPDM 等已無法使用的模組，已從對話框移除。）</w:t>
       </w:r>
     </w:p>
     <w:p>
@@ -881,79 +774,7 @@
         <w:rPr>
           <w:rFonts w:hint="eastAsia"/>
         </w:rPr>
-        <w:t>在系統</w:t>
-      </w:r>
-      <w:r>
-        <w:rPr>
-          <w:rFonts w:hint="eastAsia"/>
-        </w:rPr>
-        <w:t>-</w:t>
-      </w:r>
-      <w:r>
-        <w:t>&gt;</w:t>
-      </w:r>
-      <w:r>
-        <w:rPr>
-          <w:rFonts w:hint="eastAsia"/>
-        </w:rPr>
-        <w:t>支援檔案搜尋路徑</w:t>
-      </w:r>
-      <w:r>
-        <w:rPr>
-          <w:rFonts w:hint="eastAsia"/>
-        </w:rPr>
-        <w:t>-</w:t>
-      </w:r>
-      <w:r>
-        <w:t>&gt;</w:t>
-      </w:r>
-      <w:r>
-        <w:rPr>
-          <w:rFonts w:hint="eastAsia"/>
-        </w:rPr>
-        <w:t>新增，</w:t>
-      </w:r>
-      <w:r>
-        <w:rPr>
-          <w:rFonts w:hint="eastAsia"/>
-        </w:rPr>
-        <w:t>將</w:t>
-      </w:r>
-      <w:r>
-        <w:rPr>
-          <w:rFonts w:hint="eastAsia"/>
-        </w:rPr>
-        <w:t>DESIGNER6_DS</w:t>
-      </w:r>
-      <w:r>
-        <w:rPr>
-          <w:rFonts w:hint="eastAsia"/>
-        </w:rPr>
-        <w:t>與</w:t>
-      </w:r>
-      <w:r>
-        <w:rPr>
-          <w:rFonts w:hint="eastAsia"/>
-        </w:rPr>
-        <w:t>POWPART</w:t>
-      </w:r>
-      <w:r>
-        <w:rPr>
-          <w:rFonts w:hint="eastAsia"/>
-        </w:rPr>
-        <w:t>S</w:t>
-      </w:r>
-      <w:r>
-        <w:rPr>
-          <w:rFonts w:hint="eastAsia"/>
-        </w:rPr>
-        <w:t>_DS</w:t>
-      </w:r>
-      <w:r>
-        <w:rPr>
-          <w:rFonts w:hint="eastAsia"/>
-        </w:rPr>
-        <w:t>二個資料夾加入檔案資源路徑：</w:t>
+        <w:t xml:space="preserve">接著安裝程式會自動開啟「選項」對話框。在系統-&gt;支援檔案搜尋路徑-&gt;新增，將 DESIGNER6_DS 與 POWPARTS_DS 二個資料夾加入檔案資源路徑：</w:t>
       </w:r>
     </w:p>
     <w:p>
@@ -1011,25 +832,23 @@
         <w:rPr>
           <w:rFonts w:hint="eastAsia"/>
         </w:rPr>
-        <w:t>新增二個資料夾後按確認關閉</w:t>
-      </w:r>
-      <w:r>
-        <w:rPr>
-          <w:rFonts w:hint="eastAsia"/>
-        </w:rPr>
-        <w:t>，</w:t>
-      </w:r>
-      <w:r>
-        <w:rPr>
-          <w:rFonts w:hint="eastAsia"/>
-        </w:rPr>
-        <w:t>出現安裝完成視窗</w:t>
-      </w:r>
-      <w:r>
-        <w:rPr>
-          <w:rFonts w:hint="eastAsia"/>
-        </w:rPr>
-        <w:t>。</w:t>
+        <w:t xml:space="preserve">新增二個資料夾後按確認關閉，安裝程式會重新檢查路徑，通過後出現「系統安裝完成」視窗。</w:t>
+      </w:r>
+    </w:p>
+    <w:p>
+      <w:pPr>
+        <w:pStyle w:val="a3"/>
+        <w:numPr>
+          <w:ilvl w:val="0"/>
+          <w:numId w:val="7"/>
+        </w:numPr>
+        <w:ind w:leftChars="0"/>
+      </w:pPr>
+      <w:r>
+        <w:rPr>
+          <w:rFonts w:hint="eastAsia"/>
+        </w:rPr>
+        <w:t xml:space="preserve">【注意】若出現「安裝尚未完成，支援檔搜尋路徑未設定,請重新執行 setup.lsp!」，表示路徑沒有加成功，請依指令列列出的目錄重新執行 setup.lsp 再加一次。這一步沒完成的話，重開 DraftSight 後整套功能不會載入，而且不會出現任何錯誤訊息。</w:t>
       </w:r>
     </w:p>
     <w:p>
